--- a/scratch/even_money_week1_bets_summary.docx
+++ b/scratch/even_money_week1_bets_summary.docx
@@ -1199,11 +1199,11 @@
             <w:r>
               <w:rPr>
                 <w:rFonts w:ascii="Calibri" w:hAnsi="Calibri"/>
-                <w:i/>
+                <w:b/>
                 <w:color w:val="1E293B"/>
                 <w:sz w:val="17"/>
               </w:rPr>
-              <w:t>rightarrow</w:t>
+              <w:t>→</w:t>
             </w:r>
             <w:r>
               <w:rPr>
@@ -1399,11 +1399,11 @@
             <w:r>
               <w:rPr>
                 <w:rFonts w:ascii="Calibri" w:hAnsi="Calibri"/>
-                <w:i/>
+                <w:b/>
                 <w:color w:val="1E293B"/>
                 <w:sz w:val="17"/>
               </w:rPr>
-              <w:t>rightarrow</w:t>
+              <w:t>→</w:t>
             </w:r>
             <w:r>
               <w:rPr>
@@ -1599,11 +1599,11 @@
             <w:r>
               <w:rPr>
                 <w:rFonts w:ascii="Calibri" w:hAnsi="Calibri"/>
-                <w:i/>
+                <w:b/>
                 <w:color w:val="1E293B"/>
                 <w:sz w:val="17"/>
               </w:rPr>
-              <w:t>rightarrow</w:t>
+              <w:t>→</w:t>
             </w:r>
             <w:r>
               <w:rPr>
@@ -1799,11 +1799,11 @@
             <w:r>
               <w:rPr>
                 <w:rFonts w:ascii="Calibri" w:hAnsi="Calibri"/>
-                <w:i/>
+                <w:b/>
                 <w:color w:val="1E293B"/>
                 <w:sz w:val="17"/>
               </w:rPr>
-              <w:t>rightarrow</w:t>
+              <w:t>→</w:t>
             </w:r>
             <w:r>
               <w:rPr>
@@ -3567,11 +3567,11 @@
       <w:r>
         <w:rPr>
           <w:rFonts w:ascii="Calibri" w:hAnsi="Calibri"/>
-          <w:i/>
+          <w:b/>
           <w:color w:val="1E293B"/>
           <w:sz w:val="19"/>
         </w:rPr>
-        <w:t>binom{4}{2} = 6</w:t>
+        <w:t>\binom{4}{2} = 6</w:t>
       </w:r>
       <w:r>
         <w:rPr>
